--- a/DOC/261011「伝道シリーズ」_伝道の働き(見だされた喜びと教会).docx
+++ b/DOC/261011「伝道シリーズ」_伝道の働き(見だされた喜びと教会).docx
@@ -232,7 +232,13 @@
         <w:t>さて</w:t>
       </w:r>
       <w:r>
-        <w:t>今週語られた</w:t>
+        <w:rPr>
+          <w:rFonts w:hint="eastAsia"/>
+        </w:rPr>
+        <w:t>先週</w:t>
+      </w:r>
+      <w:r>
+        <w:t>語られた</w:t>
       </w:r>
       <w:r>
         <w:rPr>

--- a/DOC/261011「伝道シリーズ」_伝道の働き(見だされた喜びと教会).docx
+++ b/DOC/261011「伝道シリーズ」_伝道の働き(見だされた喜びと教会).docx
@@ -221,7 +221,16 @@
         <w:pStyle w:val="1"/>
       </w:pPr>
       <w:r>
-        <w:t>２．今週の御言葉：ルカによる福音書 15章1〜10節</w:t>
+        <w:t>２．</w:t>
+      </w:r>
+      <w:r>
+        <w:rPr>
+          <w:rFonts w:hint="eastAsia"/>
+        </w:rPr>
+        <w:t>先週</w:t>
+      </w:r>
+      <w:r>
+        <w:t>の御言葉：ルカによる福音書 15章1〜10節</w:t>
       </w:r>
     </w:p>
     <w:p>
@@ -4819,6 +4828,7 @@
   <w:style w:type="character" w:default="1" w:styleId="a0">
     <w:name w:val="Default Paragraph Font"/>
     <w:uiPriority w:val="1"/>
+    <w:semiHidden/>
     <w:unhideWhenUsed/>
   </w:style>
   <w:style w:type="table" w:default="1" w:styleId="a1">
